--- a/frontend/public/letterheads/ME_Portrait.docx
+++ b/frontend/public/letterheads/ME_Portrait.docx
@@ -661,25 +661,7 @@
         <w:sz w:val="20"/>
         <w:szCs w:val="20"/>
       </w:rPr>
-      <w:t>______________________________________________________________________________________________________________________</w:t>
-    </w:r>
-    <w:r>
-      <w:rPr>
-        <w:rFonts w:asciiTheme="majorHAnsi" w:eastAsia="Calibri" w:hAnsiTheme="majorHAnsi"/>
-        <w:noProof/>
-        <w:sz w:val="20"/>
-        <w:szCs w:val="20"/>
-      </w:rPr>
-      <w:t>_</w:t>
-    </w:r>
-    <w:r>
-      <w:rPr>
-        <w:rFonts w:asciiTheme="majorHAnsi" w:eastAsia="Calibri" w:hAnsiTheme="majorHAnsi"/>
-        <w:noProof/>
-        <w:sz w:val="20"/>
-        <w:szCs w:val="20"/>
-      </w:rPr>
-      <w:t>________________________________________</w:t>
+      <w:t>_____________________________________________________________________________________________________________________________________________________________</w:t>
     </w:r>
   </w:p>
 </w:hdr>
